--- a/descargas/eso/word/PRESENTE_eso_completo.docx
+++ b/descargas/eso/word/PRESENTE_eso_completo.docx
@@ -6071,274 +6071,17 @@
       <w:pPr>
         <w:pStyle w:val="Cuerpo"/>
       </w:pPr>
-      <w:r>
-        <w:rPr/>
-        <w:t xml:space="preserve">Mc 13, 33-37. «Lo que os digo a vosotros lo digo a todos: ¡Velad!».</w:t>
-      </w:r>
-    </w:p>
-    <w:p>
-      <w:pPr>
-        <w:pStyle w:val="Apartado"/>
-      </w:pPr>
-      <w:r>
-        <w:rPr>
-          <w:b/>
-          <w:bCs/>
-          <w:color w:val="22708C"/>
-        </w:rPr>
-        <w:t xml:space="preserve">Canto</w:t>
-      </w:r>
-    </w:p>
-    <w:p>
-      <w:pPr>
-        <w:pStyle w:val="Cuerpo"/>
-      </w:pPr>
-      <w:r>
-        <w:rPr/>
-        <w:t xml:space="preserve">Canto meditativo de Adviento.</w:t>
-      </w:r>
-    </w:p>
-    <w:p>
-      <w:pPr>
-        <w:pStyle w:val="Apartado"/>
-      </w:pPr>
-      <w:r>
-        <w:rPr>
-          <w:b/>
-          <w:bCs/>
-          <w:color w:val="22708C"/>
-        </w:rPr>
-        <w:t xml:space="preserve">Reflexión</w:t>
-      </w:r>
-    </w:p>
-    <w:p>
-      <w:pPr>
-        <w:pStyle w:val="Cuerpo"/>
-      </w:pPr>
-      <w:r>
-        <w:rPr/>
-        <w:t xml:space="preserve">Velar no es no dormir: es no vivir en piloto automático. El portero del evangelio sabe que alguien importante va a llegar y no quiere perdérselo. Don Bosco y Madre Mazzarello enseñaban con su presencia: estar en el patio, conocer a cada uno por su nombre. Dios hace lo mismo con nosotros. El Adviento es la oportunidad de volver a estar aquí, ahora, y reconocer a Dios que llega.</w:t>
-      </w:r>
-    </w:p>
-    <w:p>
-      <w:pPr>
-        <w:pStyle w:val="Apartado"/>
-      </w:pPr>
-      <w:r>
-        <w:rPr>
-          <w:b/>
-          <w:bCs/>
-          <w:color w:val="22708C"/>
-        </w:rPr>
-        <w:t xml:space="preserve">Gesto</w:t>
-      </w:r>
-    </w:p>
-    <w:p>
-      <w:pPr>
-        <w:pStyle w:val="Cuerpo"/>
-      </w:pPr>
-      <w:r>
-        <w:rPr/>
-        <w:t xml:space="preserve">Cada alumno recibe la silueta de un móvil de papel. En la pantalla escribe dónde quiere estar más presente este Adviento y con quién. Al pasar por delante de la caja de regalo lo deja dentro diciendo en voz baja su nombre y «¡Presente!». Se enciende la primera vela de la corona.</w:t>
-      </w:r>
-    </w:p>
-    <w:p>
-      <w:pPr>
-        <w:pStyle w:val="Apartado"/>
-      </w:pPr>
-      <w:r>
-        <w:rPr>
-          <w:b/>
-          <w:bCs/>
-          <w:color w:val="22708C"/>
-        </w:rPr>
-        <w:t xml:space="preserve">Oración</w:t>
-      </w:r>
-    </w:p>
-    <w:p>
-      <w:pPr>
-        <w:pStyle w:val="Cuerpo"/>
-      </w:pPr>
-      <w:r>
-        <w:rPr/>
-        <w:t xml:space="preserve">«Señor, muchas veces estoy sin estar. Me pierdo en la prisa, en las pantallas, en lo que opinan los demás. Hoy quiero estar aquí, contigo. Enséñame a mirar, a escuchar y a reconocerte en quien tengo al lado. Aquí y ahora te espero. Ven, Señor». Padrenuestro.</w:t>
-      </w:r>
-    </w:p>
-    <w:p>
-      <w:pPr>
-        <w:pStyle w:val="Apartado"/>
-      </w:pPr>
-      <w:r>
-        <w:rPr>
-          <w:b/>
-          <w:bCs/>
-          <w:color w:val="22708C"/>
-        </w:rPr>
-        <w:t xml:space="preserve">Señal de la cruz</w:t>
-      </w:r>
-    </w:p>
-    <w:p>
-      <w:pPr>
-        <w:pStyle w:val="Cuerpo"/>
-      </w:pPr>
-      <w:r>
-        <w:rPr/>
-        <w:t xml:space="preserve">En el nombre del Padre, del Hijo y del Espíritu Santo. Amén.</w:t>
-      </w:r>
-    </w:p>
-    <w:p>
-      <w:pPr>
-        <w:pStyle w:val="Apartado"/>
-      </w:pPr>
-      <w:r>
-        <w:rPr>
-          <w:b/>
-          <w:bCs/>
-          <w:color w:val="22708C"/>
-        </w:rPr>
-        <w:t xml:space="preserve">Materiales</w:t>
-      </w:r>
-    </w:p>
-    <w:p>
-      <w:pPr>
-        <w:pStyle w:val="Cuerpo"/>
-      </w:pPr>
-      <w:r>
-        <w:rPr/>
-        <w:t xml:space="preserve">Caja de regalo, corona de Adviento, hojas de «pasar lista», siluetas de móvil en papel, bolígrafos, grabación de la voz en off, equipo de sonido.</w:t>
-      </w:r>
-    </w:p>
-    <w:p>
-      <w:pPr>
-        <w:pStyle w:val="Antetitulo"/>
-        <w:pageBreakBefore/>
-      </w:pPr>
-      <w:r>
-        <w:rPr>
-          <w:b/>
-          <w:bCs/>
-          <w:color w:val="22708C"/>
-          <w:spacing w:val="30"/>
-          <w:sz w:val="20"/>
-          <w:szCs w:val="20"/>
-        </w:rPr>
-        <w:t xml:space="preserve">EUCARISTÍA DE ADVIENTO</w:t>
-      </w:r>
-    </w:p>
-    <w:p>
-      <w:pPr>
-        <w:pStyle w:val="Ttulo1"/>
-        <w:pBdr>
-          <w:bottom w:val="single" w:sz="24" w:space="6" w:color="3490B0"/>
-        </w:pBdr>
-      </w:pPr>
-      <w:bookmarkStart w:id="21" w:name="_Toc000021"/>
-      <w:r>
-        <w:rPr>
-          <w:b/>
-          <w:bCs/>
-          <w:color w:val="1D2C33"/>
-        </w:rPr>
-        <w:t xml:space="preserve">«Hay uno en medio de vosotros»</w:t>
-      </w:r>
-      <w:bookmarkEnd w:id="21"/>
-    </w:p>
-    <w:p>
-      <w:pPr>
-        <w:pStyle w:val="Apartado"/>
-      </w:pPr>
-      <w:r>
-        <w:rPr>
-          <w:b/>
-          <w:bCs/>
-          <w:color w:val="22708C"/>
-        </w:rPr>
-        <w:t xml:space="preserve">Objetivos</w:t>
-      </w:r>
-    </w:p>
-    <w:p>
-      <w:pPr>
-        <w:pStyle w:val="Cuerpo"/>
-      </w:pPr>
-      <w:r>
-        <w:rPr/>
-        <w:t xml:space="preserve">Reconocer la presencia real de Cristo en la Eucaristía como el centro del «aquí y ahora» cristiano; vivir la alegría del Adviento; implicar a los alumnos en la preparación (lecturas, peticiones, ofrendas, música).</w:t>
-      </w:r>
-    </w:p>
-    <w:p>
-      <w:pPr>
-        <w:pStyle w:val="Apartado"/>
-      </w:pPr>
-      <w:r>
-        <w:rPr>
-          <w:b/>
-          <w:bCs/>
-          <w:color w:val="22708C"/>
-        </w:rPr>
-        <w:t xml:space="preserve">Temporalización</w:t>
-      </w:r>
-    </w:p>
-    <w:p>
-      <w:pPr>
-        <w:pStyle w:val="Cuerpo"/>
-      </w:pPr>
-      <w:r>
-        <w:rPr/>
-        <w:t xml:space="preserve">50 minutos, en la 3ª semana (14-18 dic), en la capilla o el salón de actos. En Adviento no se dice el Gloria.</w:t>
-      </w:r>
-    </w:p>
-    <w:p>
-      <w:pPr>
-        <w:pStyle w:val="Apartado"/>
-      </w:pPr>
-      <w:r>
-        <w:rPr>
-          <w:b/>
-          <w:bCs/>
-          <w:color w:val="22708C"/>
-        </w:rPr>
-        <w:t xml:space="preserve">Lecturas (III Domingo de Adviento, ciclo B)</w:t>
-      </w:r>
-    </w:p>
-    <w:p>
-      <w:pPr>
-        <w:pStyle w:val="Cuerpo"/>
-      </w:pPr>
       <w:hyperlink r:id="rIdL25" w:history="1">
         <w:r>
           <w:rPr>
             <w:rStyle w:val="Hipervnculo"/>
           </w:rPr>
-          <w:t xml:space="preserve">Is 61, 1-2a.10-11</w:t>
+          <w:t xml:space="preserve">Mc 13, 33-37</w:t>
         </w:r>
       </w:hyperlink>
       <w:r>
         <w:rPr/>
-        <w:t xml:space="preserve"> · Salmo: Magníficat, respuesta «Me alegro con mi Dios» · </w:t>
-      </w:r>
-      <w:hyperlink r:id="rIdL26" w:history="1">
-        <w:r>
-          <w:rPr>
-            <w:rStyle w:val="Hipervnculo"/>
-          </w:rPr>
-          <w:t xml:space="preserve">1 Tes 5, 16-24</w:t>
-        </w:r>
-      </w:hyperlink>
-      <w:r>
-        <w:rPr/>
-        <w:t xml:space="preserve"> · Evangelio: </w:t>
-      </w:r>
-      <w:hyperlink r:id="rIdL27" w:history="1">
-        <w:r>
-          <w:rPr>
-            <w:rStyle w:val="Hipervnculo"/>
-          </w:rPr>
-          <w:t xml:space="preserve">Jn 1, 6-8.19-28</w:t>
-        </w:r>
-      </w:hyperlink>
-      <w:r>
-        <w:rPr/>
-        <w:t xml:space="preserve">.</w:t>
+        <w:t xml:space="preserve">. «Lo que os digo a vosotros lo digo a todos: ¡Velad!».</w:t>
       </w:r>
     </w:p>
     <w:p>
@@ -6368,7 +6111,7 @@
           <w:sz w:val="18"/>
           <w:szCs w:val="18"/>
         </w:rPr>
-        <w:t xml:space="preserve">Libro de Isaías  </w:t>
+        <w:t xml:space="preserve">Evangelio según san Marcos  </w:t>
       </w:r>
       <w:r>
         <w:rPr>
@@ -6378,7 +6121,7 @@
           <w:sz w:val="18"/>
           <w:szCs w:val="18"/>
         </w:rPr>
-        <w:t xml:space="preserve">Is 61, 1-2a.10-11</w:t>
+        <w:t xml:space="preserve">Mc 13, 33-37</w:t>
       </w:r>
     </w:p>
     <w:p>
@@ -6398,49 +6141,11 @@
           <w:color w:val="22708C"/>
           <w:vertAlign w:val="superscript"/>
         </w:rPr>
-        <w:t xml:space="preserve">1</w:t>
-      </w:r>
-      <w:r>
-        <w:rPr/>
-        <w:t xml:space="preserve">El Espíritu del Señor, Dios, está sobre mí,</w:t>
-      </w:r>
-      <w:r>
-        <w:br/>
-      </w:r>
-      <w:r>
-        <w:rPr/>
-        <w:t xml:space="preserve">porque el Señor me ha ungido.</w:t>
-      </w:r>
-      <w:r>
-        <w:br/>
-      </w:r>
-      <w:r>
-        <w:rPr/>
-        <w:t xml:space="preserve">Me ha enviado para dar la buena noticia a los pobres,</w:t>
-      </w:r>
-      <w:r>
-        <w:br/>
-      </w:r>
-      <w:r>
-        <w:rPr/>
-        <w:t xml:space="preserve">para curar los corazones desgarrados,</w:t>
-      </w:r>
-      <w:r>
-        <w:br/>
-      </w:r>
-      <w:r>
-        <w:rPr/>
-        <w:t xml:space="preserve">proclamar la amnistía a los cautivos,</w:t>
-      </w:r>
-      <w:r>
-        <w:br/>
-      </w:r>
-      <w:r>
-        <w:rPr/>
-        <w:t xml:space="preserve">y a los prisioneros la libertad;</w:t>
-      </w:r>
-      <w:r>
-        <w:br/>
+        <w:t xml:space="preserve">33</w:t>
+      </w:r>
+      <w:r>
+        <w:rPr/>
+        <w:t xml:space="preserve">Estad atentos, vigilad: pues no sabéis cuándo es el momento. </w:t>
       </w:r>
       <w:r>
         <w:rPr>
@@ -6448,11 +6153,372 @@
           <w:color w:val="22708C"/>
           <w:vertAlign w:val="superscript"/>
         </w:rPr>
-        <w:t xml:space="preserve">2</w:t>
-      </w:r>
-      <w:r>
-        <w:rPr/>
-        <w:t xml:space="preserve">para proclamar un año de gracia del Señor,</w:t>
+        <w:t xml:space="preserve">34</w:t>
+      </w:r>
+      <w:r>
+        <w:rPr/>
+        <w:t xml:space="preserve">Es igual que un hombre que se fue de viaje, y dejó su casa y dio a cada uno de sus criados su tarea, encargando al portero que velara. </w:t>
+      </w:r>
+      <w:r>
+        <w:rPr>
+          <w:b/>
+          <w:color w:val="22708C"/>
+          <w:vertAlign w:val="superscript"/>
+        </w:rPr>
+        <w:t xml:space="preserve">35</w:t>
+      </w:r>
+      <w:r>
+        <w:rPr/>
+        <w:t xml:space="preserve">Velad entonces, pues no sabéis cuándo vendrá el señor de la casa, si al atardecer, o a medianoche, o al canto del gallo, o al amanecer: </w:t>
+      </w:r>
+      <w:r>
+        <w:rPr>
+          <w:b/>
+          <w:color w:val="22708C"/>
+          <w:vertAlign w:val="superscript"/>
+        </w:rPr>
+        <w:t xml:space="preserve">36</w:t>
+      </w:r>
+      <w:r>
+        <w:rPr/>
+        <w:t xml:space="preserve">no sea que venga inesperadamente y os encuentre dormidos. </w:t>
+      </w:r>
+      <w:r>
+        <w:rPr>
+          <w:b/>
+          <w:color w:val="22708C"/>
+          <w:vertAlign w:val="superscript"/>
+        </w:rPr>
+        <w:t xml:space="preserve">37</w:t>
+      </w:r>
+      <w:r>
+        <w:rPr/>
+        <w:t xml:space="preserve">Lo que os digo a vosotros, lo digo a todos: ¡Velad!».</w:t>
+      </w:r>
+    </w:p>
+    <w:p>
+      <w:pPr>
+        <w:pStyle w:val="Lectura"/>
+        <w:pBdr>
+          <w:left w:val="single" w:sz="24" w:space="10" w:color="3490B0"/>
+        </w:pBdr>
+        <w:shd w:val="clear" w:color="auto" w:fill="F7F5EF"/>
+        <w:spacing w:after="200"/>
+      </w:pPr>
+      <w:r>
+        <w:rPr>
+          <w:i/>
+          <w:iCs/>
+          <w:color w:val="5D6B71"/>
+          <w:sz w:val="15"/>
+          <w:szCs w:val="15"/>
+        </w:rPr>
+        <w:t xml:space="preserve">Sagrada Biblia, versión oficial de la Conferencia Episcopal Española</w:t>
+      </w:r>
+    </w:p>
+    <w:p>
+      <w:pPr>
+        <w:pStyle w:val="Apartado"/>
+      </w:pPr>
+      <w:r>
+        <w:rPr>
+          <w:b/>
+          <w:bCs/>
+          <w:color w:val="22708C"/>
+        </w:rPr>
+        <w:t xml:space="preserve">Canto</w:t>
+      </w:r>
+    </w:p>
+    <w:p>
+      <w:pPr>
+        <w:pStyle w:val="Cuerpo"/>
+      </w:pPr>
+      <w:r>
+        <w:rPr/>
+        <w:t xml:space="preserve">Canto meditativo de Adviento.</w:t>
+      </w:r>
+    </w:p>
+    <w:p>
+      <w:pPr>
+        <w:pStyle w:val="Apartado"/>
+      </w:pPr>
+      <w:r>
+        <w:rPr>
+          <w:b/>
+          <w:bCs/>
+          <w:color w:val="22708C"/>
+        </w:rPr>
+        <w:t xml:space="preserve">Reflexión</w:t>
+      </w:r>
+    </w:p>
+    <w:p>
+      <w:pPr>
+        <w:pStyle w:val="Cuerpo"/>
+      </w:pPr>
+      <w:r>
+        <w:rPr/>
+        <w:t xml:space="preserve">Velar no es no dormir: es no vivir en piloto automático. El portero del evangelio sabe que alguien importante va a llegar y no quiere perdérselo. Don Bosco y Madre Mazzarello enseñaban con su presencia: estar en el patio, conocer a cada uno por su nombre. Dios hace lo mismo con nosotros. El Adviento es la oportunidad de volver a estar aquí, ahora, y reconocer a Dios que llega.</w:t>
+      </w:r>
+    </w:p>
+    <w:p>
+      <w:pPr>
+        <w:pStyle w:val="Apartado"/>
+      </w:pPr>
+      <w:r>
+        <w:rPr>
+          <w:b/>
+          <w:bCs/>
+          <w:color w:val="22708C"/>
+        </w:rPr>
+        <w:t xml:space="preserve">Gesto</w:t>
+      </w:r>
+    </w:p>
+    <w:p>
+      <w:pPr>
+        <w:pStyle w:val="Cuerpo"/>
+      </w:pPr>
+      <w:r>
+        <w:rPr/>
+        <w:t xml:space="preserve">Cada alumno recibe la silueta de un móvil de papel. En la pantalla escribe dónde quiere estar más presente este Adviento y con quién. Al pasar por delante de la caja de regalo lo deja dentro diciendo en voz baja su nombre y «¡Presente!». Se enciende la primera vela de la corona.</w:t>
+      </w:r>
+    </w:p>
+    <w:p>
+      <w:pPr>
+        <w:pStyle w:val="Apartado"/>
+      </w:pPr>
+      <w:r>
+        <w:rPr>
+          <w:b/>
+          <w:bCs/>
+          <w:color w:val="22708C"/>
+        </w:rPr>
+        <w:t xml:space="preserve">Oración</w:t>
+      </w:r>
+    </w:p>
+    <w:p>
+      <w:pPr>
+        <w:pStyle w:val="Cuerpo"/>
+      </w:pPr>
+      <w:r>
+        <w:rPr/>
+        <w:t xml:space="preserve">«Señor, muchas veces estoy sin estar. Me pierdo en la prisa, en las pantallas, en lo que opinan los demás. Hoy quiero estar aquí, contigo. Enséñame a mirar, a escuchar y a reconocerte en quien tengo al lado. Aquí y ahora te espero. Ven, Señor». Padrenuestro.</w:t>
+      </w:r>
+    </w:p>
+    <w:p>
+      <w:pPr>
+        <w:pStyle w:val="Apartado"/>
+      </w:pPr>
+      <w:r>
+        <w:rPr>
+          <w:b/>
+          <w:bCs/>
+          <w:color w:val="22708C"/>
+        </w:rPr>
+        <w:t xml:space="preserve">Señal de la cruz</w:t>
+      </w:r>
+    </w:p>
+    <w:p>
+      <w:pPr>
+        <w:pStyle w:val="Cuerpo"/>
+      </w:pPr>
+      <w:r>
+        <w:rPr/>
+        <w:t xml:space="preserve">En el nombre del Padre, del Hijo y del Espíritu Santo. Amén.</w:t>
+      </w:r>
+    </w:p>
+    <w:p>
+      <w:pPr>
+        <w:pStyle w:val="Apartado"/>
+      </w:pPr>
+      <w:r>
+        <w:rPr>
+          <w:b/>
+          <w:bCs/>
+          <w:color w:val="22708C"/>
+        </w:rPr>
+        <w:t xml:space="preserve">Materiales</w:t>
+      </w:r>
+    </w:p>
+    <w:p>
+      <w:pPr>
+        <w:pStyle w:val="Cuerpo"/>
+      </w:pPr>
+      <w:r>
+        <w:rPr/>
+        <w:t xml:space="preserve">Caja de regalo, corona de Adviento, hojas de «pasar lista», siluetas de móvil en papel, bolígrafos, grabación de la voz en off, equipo de sonido.</w:t>
+      </w:r>
+    </w:p>
+    <w:p>
+      <w:pPr>
+        <w:pStyle w:val="Antetitulo"/>
+        <w:pageBreakBefore/>
+      </w:pPr>
+      <w:r>
+        <w:rPr>
+          <w:b/>
+          <w:bCs/>
+          <w:color w:val="22708C"/>
+          <w:spacing w:val="30"/>
+          <w:sz w:val="20"/>
+          <w:szCs w:val="20"/>
+        </w:rPr>
+        <w:t xml:space="preserve">EUCARISTÍA DE ADVIENTO</w:t>
+      </w:r>
+    </w:p>
+    <w:p>
+      <w:pPr>
+        <w:pStyle w:val="Ttulo1"/>
+        <w:pBdr>
+          <w:bottom w:val="single" w:sz="24" w:space="6" w:color="3490B0"/>
+        </w:pBdr>
+      </w:pPr>
+      <w:bookmarkStart w:id="21" w:name="_Toc000021"/>
+      <w:r>
+        <w:rPr>
+          <w:b/>
+          <w:bCs/>
+          <w:color w:val="1D2C33"/>
+        </w:rPr>
+        <w:t xml:space="preserve">«Hay uno en medio de vosotros»</w:t>
+      </w:r>
+      <w:bookmarkEnd w:id="21"/>
+    </w:p>
+    <w:p>
+      <w:pPr>
+        <w:pStyle w:val="Apartado"/>
+      </w:pPr>
+      <w:r>
+        <w:rPr>
+          <w:b/>
+          <w:bCs/>
+          <w:color w:val="22708C"/>
+        </w:rPr>
+        <w:t xml:space="preserve">Objetivos</w:t>
+      </w:r>
+    </w:p>
+    <w:p>
+      <w:pPr>
+        <w:pStyle w:val="Cuerpo"/>
+      </w:pPr>
+      <w:r>
+        <w:rPr/>
+        <w:t xml:space="preserve">Reconocer la presencia real de Cristo en la Eucaristía como el centro del «aquí y ahora» cristiano; vivir la alegría del Adviento; implicar a los alumnos en la preparación (lecturas, peticiones, ofrendas, música).</w:t>
+      </w:r>
+    </w:p>
+    <w:p>
+      <w:pPr>
+        <w:pStyle w:val="Apartado"/>
+      </w:pPr>
+      <w:r>
+        <w:rPr>
+          <w:b/>
+          <w:bCs/>
+          <w:color w:val="22708C"/>
+        </w:rPr>
+        <w:t xml:space="preserve">Temporalización</w:t>
+      </w:r>
+    </w:p>
+    <w:p>
+      <w:pPr>
+        <w:pStyle w:val="Cuerpo"/>
+      </w:pPr>
+      <w:r>
+        <w:rPr/>
+        <w:t xml:space="preserve">50 minutos, en la 3ª semana (14-18 dic), en la capilla o el salón de actos. En Adviento no se dice el Gloria.</w:t>
+      </w:r>
+    </w:p>
+    <w:p>
+      <w:pPr>
+        <w:pStyle w:val="Apartado"/>
+      </w:pPr>
+      <w:r>
+        <w:rPr>
+          <w:b/>
+          <w:bCs/>
+          <w:color w:val="22708C"/>
+        </w:rPr>
+        <w:t xml:space="preserve">Lecturas (III Domingo de Adviento, ciclo B)</w:t>
+      </w:r>
+    </w:p>
+    <w:p>
+      <w:pPr>
+        <w:pStyle w:val="Cuerpo"/>
+      </w:pPr>
+      <w:hyperlink r:id="rIdL26" w:history="1">
+        <w:r>
+          <w:rPr>
+            <w:rStyle w:val="Hipervnculo"/>
+          </w:rPr>
+          <w:t xml:space="preserve">Is 61, 1-2a.10-11</w:t>
+        </w:r>
+      </w:hyperlink>
+      <w:r>
+        <w:rPr/>
+        <w:t xml:space="preserve"> · Salmo: Magníficat, respuesta «Me alegro con mi Dios» · </w:t>
+      </w:r>
+      <w:hyperlink r:id="rIdL27" w:history="1">
+        <w:r>
+          <w:rPr>
+            <w:rStyle w:val="Hipervnculo"/>
+          </w:rPr>
+          <w:t xml:space="preserve">1 Tes 5, 16-24</w:t>
+        </w:r>
+      </w:hyperlink>
+      <w:r>
+        <w:rPr/>
+        <w:t xml:space="preserve"> · Evangelio: </w:t>
+      </w:r>
+      <w:hyperlink r:id="rIdL28" w:history="1">
+        <w:r>
+          <w:rPr>
+            <w:rStyle w:val="Hipervnculo"/>
+          </w:rPr>
+          <w:t xml:space="preserve">Jn 1, 6-8.19-28</w:t>
+        </w:r>
+      </w:hyperlink>
+      <w:r>
+        <w:rPr/>
+        <w:t xml:space="preserve">.</w:t>
+      </w:r>
+    </w:p>
+    <w:p>
+      <w:pPr>
+        <w:pStyle w:val="Lectura"/>
+        <w:keepNext/>
+        <w:pBdr>
+          <w:left w:val="single" w:sz="24" w:space="10" w:color="3490B0"/>
+        </w:pBdr>
+        <w:shd w:val="clear" w:color="auto" w:fill="F7F5EF"/>
+        <w:spacing w:before="120" w:after="60"/>
+      </w:pPr>
+      <w:r>
+        <w:rPr>
+          <w:b/>
+          <w:bCs/>
+          <w:color w:val="22708C"/>
+          <w:spacing w:val="10"/>
+          <w:sz w:val="16"/>
+          <w:szCs w:val="16"/>
+        </w:rPr>
+        <w:t xml:space="preserve">LECTURA  </w:t>
+      </w:r>
+      <w:r>
+        <w:rPr>
+          <w:color w:val="5D6B71"/>
+          <w:sz w:val="18"/>
+          <w:szCs w:val="18"/>
+        </w:rPr>
+        <w:t xml:space="preserve">Libro de Isaías  </w:t>
+      </w:r>
+      <w:r>
+        <w:rPr>
+          <w:b/>
+          <w:bCs/>
+          <w:color w:val="22708C"/>
+          <w:sz w:val="18"/>
+          <w:szCs w:val="18"/>
+        </w:rPr>
+        <w:t xml:space="preserve">Is 61, 1-2a.10-11</w:t>
       </w:r>
     </w:p>
     <w:p>
@@ -6472,46 +6538,46 @@
           <w:color w:val="22708C"/>
           <w:vertAlign w:val="superscript"/>
         </w:rPr>
-        <w:t xml:space="preserve">10</w:t>
-      </w:r>
-      <w:r>
-        <w:rPr/>
-        <w:t xml:space="preserve">Desbordo de gozo en el Señor,</w:t>
+        <w:t xml:space="preserve">1</w:t>
+      </w:r>
+      <w:r>
+        <w:rPr/>
+        <w:t xml:space="preserve">El Espíritu del Señor, Dios, está sobre mí,</w:t>
       </w:r>
       <w:r>
         <w:br/>
       </w:r>
       <w:r>
         <w:rPr/>
-        <w:t xml:space="preserve">y me alegro con mi Dios:</w:t>
+        <w:t xml:space="preserve">porque el Señor me ha ungido.</w:t>
       </w:r>
       <w:r>
         <w:br/>
       </w:r>
       <w:r>
         <w:rPr/>
-        <w:t xml:space="preserve">porque me ha puesto un traje de salvación,</w:t>
+        <w:t xml:space="preserve">Me ha enviado para dar la buena noticia a los pobres,</w:t>
       </w:r>
       <w:r>
         <w:br/>
       </w:r>
       <w:r>
         <w:rPr/>
-        <w:t xml:space="preserve">y me ha envuelto con un manto de justicia,</w:t>
+        <w:t xml:space="preserve">para curar los corazones desgarrados,</w:t>
       </w:r>
       <w:r>
         <w:br/>
       </w:r>
       <w:r>
         <w:rPr/>
-        <w:t xml:space="preserve">como novio que se pone la corona,</w:t>
+        <w:t xml:space="preserve">proclamar la amnistía a los cautivos,</w:t>
       </w:r>
       <w:r>
         <w:br/>
       </w:r>
       <w:r>
         <w:rPr/>
-        <w:t xml:space="preserve">o novia que se adorna con sus joyas.</w:t>
+        <w:t xml:space="preserve">y a los prisioneros la libertad;</w:t>
       </w:r>
       <w:r>
         <w:br/>
@@ -6522,92 +6588,11 @@
           <w:color w:val="22708C"/>
           <w:vertAlign w:val="superscript"/>
         </w:rPr>
-        <w:t xml:space="preserve">11</w:t>
-      </w:r>
-      <w:r>
-        <w:rPr/>
-        <w:t xml:space="preserve">Como el suelo echa sus brotes,</w:t>
-      </w:r>
-      <w:r>
-        <w:br/>
-      </w:r>
-      <w:r>
-        <w:rPr/>
-        <w:t xml:space="preserve">como un jardín hace brotar sus semillas,</w:t>
-      </w:r>
-      <w:r>
-        <w:br/>
-      </w:r>
-      <w:r>
-        <w:rPr/>
-        <w:t xml:space="preserve">así el Señor hará brotar la justicia</w:t>
-      </w:r>
-      <w:r>
-        <w:br/>
-      </w:r>
-      <w:r>
-        <w:rPr/>
-        <w:t xml:space="preserve">y los himnos ante todos los pueblos.</w:t>
-      </w:r>
-    </w:p>
-    <w:p>
-      <w:pPr>
-        <w:pStyle w:val="Lectura"/>
-        <w:pBdr>
-          <w:left w:val="single" w:sz="24" w:space="10" w:color="3490B0"/>
-        </w:pBdr>
-        <w:shd w:val="clear" w:color="auto" w:fill="F7F5EF"/>
-        <w:spacing w:after="200"/>
-      </w:pPr>
-      <w:r>
-        <w:rPr>
-          <w:i/>
-          <w:iCs/>
-          <w:color w:val="5D6B71"/>
-          <w:sz w:val="15"/>
-          <w:szCs w:val="15"/>
-        </w:rPr>
-        <w:t xml:space="preserve">Sagrada Biblia, versión oficial de la Conferencia Episcopal Española</w:t>
-      </w:r>
-    </w:p>
-    <w:p>
-      <w:pPr>
-        <w:pStyle w:val="Lectura"/>
-        <w:keepNext/>
-        <w:pBdr>
-          <w:left w:val="single" w:sz="24" w:space="10" w:color="3490B0"/>
-        </w:pBdr>
-        <w:shd w:val="clear" w:color="auto" w:fill="F7F5EF"/>
-        <w:spacing w:before="120" w:after="60"/>
-      </w:pPr>
-      <w:r>
-        <w:rPr>
-          <w:b/>
-          <w:bCs/>
-          <w:color w:val="22708C"/>
-          <w:spacing w:val="10"/>
-          <w:sz w:val="16"/>
-          <w:szCs w:val="16"/>
-        </w:rPr>
-        <w:t xml:space="preserve">LECTURA  </w:t>
-      </w:r>
-      <w:r>
-        <w:rPr>
-          <w:color w:val="5D6B71"/>
-          <w:sz w:val="18"/>
-          <w:szCs w:val="18"/>
-        </w:rPr>
-        <w:t xml:space="preserve">Primera carta de san Pablo a los Tesalonicenses  </w:t>
-      </w:r>
-      <w:r>
-        <w:rPr>
-          <w:b/>
-          <w:bCs/>
-          <w:color w:val="22708C"/>
-          <w:sz w:val="18"/>
-          <w:szCs w:val="18"/>
-        </w:rPr>
-        <w:t xml:space="preserve">1 Tes 5, 16-24</w:t>
+        <w:t xml:space="preserve">2</w:t>
+      </w:r>
+      <w:r>
+        <w:rPr/>
+        <w:t xml:space="preserve">para proclamar un año de gracia del Señor,</w:t>
       </w:r>
     </w:p>
     <w:p>
@@ -6627,11 +6612,49 @@
           <w:color w:val="22708C"/>
           <w:vertAlign w:val="superscript"/>
         </w:rPr>
-        <w:t xml:space="preserve">16</w:t>
-      </w:r>
-      <w:r>
-        <w:rPr/>
-        <w:t xml:space="preserve">Estad siempre alegres. </w:t>
+        <w:t xml:space="preserve">10</w:t>
+      </w:r>
+      <w:r>
+        <w:rPr/>
+        <w:t xml:space="preserve">Desbordo de gozo en el Señor,</w:t>
+      </w:r>
+      <w:r>
+        <w:br/>
+      </w:r>
+      <w:r>
+        <w:rPr/>
+        <w:t xml:space="preserve">y me alegro con mi Dios:</w:t>
+      </w:r>
+      <w:r>
+        <w:br/>
+      </w:r>
+      <w:r>
+        <w:rPr/>
+        <w:t xml:space="preserve">porque me ha puesto un traje de salvación,</w:t>
+      </w:r>
+      <w:r>
+        <w:br/>
+      </w:r>
+      <w:r>
+        <w:rPr/>
+        <w:t xml:space="preserve">y me ha envuelto con un manto de justicia,</w:t>
+      </w:r>
+      <w:r>
+        <w:br/>
+      </w:r>
+      <w:r>
+        <w:rPr/>
+        <w:t xml:space="preserve">como novio que se pone la corona,</w:t>
+      </w:r>
+      <w:r>
+        <w:br/>
+      </w:r>
+      <w:r>
+        <w:rPr/>
+        <w:t xml:space="preserve">o novia que se adorna con sus joyas.</w:t>
+      </w:r>
+      <w:r>
+        <w:br/>
       </w:r>
       <w:r>
         <w:rPr>
@@ -6639,95 +6662,32 @@
           <w:color w:val="22708C"/>
           <w:vertAlign w:val="superscript"/>
         </w:rPr>
-        <w:t xml:space="preserve">17</w:t>
-      </w:r>
-      <w:r>
-        <w:rPr/>
-        <w:t xml:space="preserve">Sed constantes en orar. </w:t>
-      </w:r>
-      <w:r>
-        <w:rPr>
-          <w:b/>
-          <w:color w:val="22708C"/>
-          <w:vertAlign w:val="superscript"/>
-        </w:rPr>
-        <w:t xml:space="preserve">18</w:t>
-      </w:r>
-      <w:r>
-        <w:rPr/>
-        <w:t xml:space="preserve">Dad gracias en toda ocasión: esta es la voluntad de Dios en Cristo Jesús respecto de vosotros. </w:t>
-      </w:r>
-      <w:r>
-        <w:rPr>
-          <w:b/>
-          <w:color w:val="22708C"/>
-          <w:vertAlign w:val="superscript"/>
-        </w:rPr>
-        <w:t xml:space="preserve">19</w:t>
-      </w:r>
-      <w:r>
-        <w:rPr/>
-        <w:t xml:space="preserve">No apaguéis el espíritu, </w:t>
-      </w:r>
-      <w:r>
-        <w:rPr>
-          <w:b/>
-          <w:color w:val="22708C"/>
-          <w:vertAlign w:val="superscript"/>
-        </w:rPr>
-        <w:t xml:space="preserve">20</w:t>
-      </w:r>
-      <w:r>
-        <w:rPr/>
-        <w:t xml:space="preserve">no despreciéis las profecías. </w:t>
-      </w:r>
-      <w:r>
-        <w:rPr>
-          <w:b/>
-          <w:color w:val="22708C"/>
-          <w:vertAlign w:val="superscript"/>
-        </w:rPr>
-        <w:t xml:space="preserve">21</w:t>
-      </w:r>
-      <w:r>
-        <w:rPr/>
-        <w:t xml:space="preserve">Examinadlo todo; quedaos con lo bueno. </w:t>
-      </w:r>
-      <w:r>
-        <w:rPr>
-          <w:b/>
-          <w:color w:val="22708C"/>
-          <w:vertAlign w:val="superscript"/>
-        </w:rPr>
-        <w:t xml:space="preserve">22</w:t>
-      </w:r>
-      <w:r>
-        <w:rPr/>
-        <w:t xml:space="preserve">Guardaos de toda clase de mal. </w:t>
-      </w:r>
-      <w:r>
-        <w:rPr>
-          <w:b/>
-          <w:color w:val="22708C"/>
-          <w:vertAlign w:val="superscript"/>
-        </w:rPr>
-        <w:t xml:space="preserve">23</w:t>
-      </w:r>
-      <w:r>
-        <w:rPr/>
-        <w:t xml:space="preserve">Que el mismo Dios de la paz os santifique totalmente, y que todo vuestro espíritu, alma y cuerpo, se mantenga sin reproche hasta la venida de nuestro Señor Jesucristo. </w:t>
-      </w:r>
-      <w:r>
-        <w:rPr>
-          <w:b/>
-          <w:color w:val="22708C"/>
-          <w:vertAlign w:val="superscript"/>
-        </w:rPr>
-        <w:t xml:space="preserve">24</w:t>
-      </w:r>
-      <w:r>
-        <w:rPr/>
-        <w:t xml:space="preserve">El que os llama es fiel, y él lo realizará.</w:t>
+        <w:t xml:space="preserve">11</w:t>
+      </w:r>
+      <w:r>
+        <w:rPr/>
+        <w:t xml:space="preserve">Como el suelo echa sus brotes,</w:t>
+      </w:r>
+      <w:r>
+        <w:br/>
+      </w:r>
+      <w:r>
+        <w:rPr/>
+        <w:t xml:space="preserve">como un jardín hace brotar sus semillas,</w:t>
+      </w:r>
+      <w:r>
+        <w:br/>
+      </w:r>
+      <w:r>
+        <w:rPr/>
+        <w:t xml:space="preserve">así el Señor hará brotar la justicia</w:t>
+      </w:r>
+      <w:r>
+        <w:br/>
+      </w:r>
+      <w:r>
+        <w:rPr/>
+        <w:t xml:space="preserve">y los himnos ante todos los pueblos.</w:t>
       </w:r>
     </w:p>
     <w:p>
@@ -6777,7 +6737,7 @@
           <w:sz w:val="18"/>
           <w:szCs w:val="18"/>
         </w:rPr>
-        <w:t xml:space="preserve">Evangelio según san Juan  </w:t>
+        <w:t xml:space="preserve">Primera carta de san Pablo a los Tesalonicenses  </w:t>
       </w:r>
       <w:r>
         <w:rPr>
@@ -6787,7 +6747,7 @@
           <w:sz w:val="18"/>
           <w:szCs w:val="18"/>
         </w:rPr>
-        <w:t xml:space="preserve">Jn 1, 6-8.19-28</w:t>
+        <w:t xml:space="preserve">1 Tes 5, 16-24</w:t>
       </w:r>
     </w:p>
     <w:p>
@@ -6807,11 +6767,11 @@
           <w:color w:val="22708C"/>
           <w:vertAlign w:val="superscript"/>
         </w:rPr>
-        <w:t xml:space="preserve">6</w:t>
-      </w:r>
-      <w:r>
-        <w:rPr/>
-        <w:t xml:space="preserve">Surgió un hombre enviado por Dios, que se llamaba Juan: </w:t>
+        <w:t xml:space="preserve">16</w:t>
+      </w:r>
+      <w:r>
+        <w:rPr/>
+        <w:t xml:space="preserve">Estad siempre alegres. </w:t>
       </w:r>
       <w:r>
         <w:rPr>
@@ -6819,11 +6779,11 @@
           <w:color w:val="22708C"/>
           <w:vertAlign w:val="superscript"/>
         </w:rPr>
-        <w:t xml:space="preserve">7</w:t>
-      </w:r>
-      <w:r>
-        <w:rPr/>
-        <w:t xml:space="preserve">este venía como testigo, para dar testimonio de la luz, para que todos creyeran por medio de él. </w:t>
+        <w:t xml:space="preserve">17</w:t>
+      </w:r>
+      <w:r>
+        <w:rPr/>
+        <w:t xml:space="preserve">Sed constantes en orar. </w:t>
       </w:r>
       <w:r>
         <w:rPr>
@@ -6831,11 +6791,143 @@
           <w:color w:val="22708C"/>
           <w:vertAlign w:val="superscript"/>
         </w:rPr>
-        <w:t xml:space="preserve">8</w:t>
-      </w:r>
-      <w:r>
-        <w:rPr/>
-        <w:t xml:space="preserve">No era él la luz, sino el que daba testimonio de la luz.</w:t>
+        <w:t xml:space="preserve">18</w:t>
+      </w:r>
+      <w:r>
+        <w:rPr/>
+        <w:t xml:space="preserve">Dad gracias en toda ocasión: esta es la voluntad de Dios en Cristo Jesús respecto de vosotros. </w:t>
+      </w:r>
+      <w:r>
+        <w:rPr>
+          <w:b/>
+          <w:color w:val="22708C"/>
+          <w:vertAlign w:val="superscript"/>
+        </w:rPr>
+        <w:t xml:space="preserve">19</w:t>
+      </w:r>
+      <w:r>
+        <w:rPr/>
+        <w:t xml:space="preserve">No apaguéis el espíritu, </w:t>
+      </w:r>
+      <w:r>
+        <w:rPr>
+          <w:b/>
+          <w:color w:val="22708C"/>
+          <w:vertAlign w:val="superscript"/>
+        </w:rPr>
+        <w:t xml:space="preserve">20</w:t>
+      </w:r>
+      <w:r>
+        <w:rPr/>
+        <w:t xml:space="preserve">no despreciéis las profecías. </w:t>
+      </w:r>
+      <w:r>
+        <w:rPr>
+          <w:b/>
+          <w:color w:val="22708C"/>
+          <w:vertAlign w:val="superscript"/>
+        </w:rPr>
+        <w:t xml:space="preserve">21</w:t>
+      </w:r>
+      <w:r>
+        <w:rPr/>
+        <w:t xml:space="preserve">Examinadlo todo; quedaos con lo bueno. </w:t>
+      </w:r>
+      <w:r>
+        <w:rPr>
+          <w:b/>
+          <w:color w:val="22708C"/>
+          <w:vertAlign w:val="superscript"/>
+        </w:rPr>
+        <w:t xml:space="preserve">22</w:t>
+      </w:r>
+      <w:r>
+        <w:rPr/>
+        <w:t xml:space="preserve">Guardaos de toda clase de mal. </w:t>
+      </w:r>
+      <w:r>
+        <w:rPr>
+          <w:b/>
+          <w:color w:val="22708C"/>
+          <w:vertAlign w:val="superscript"/>
+        </w:rPr>
+        <w:t xml:space="preserve">23</w:t>
+      </w:r>
+      <w:r>
+        <w:rPr/>
+        <w:t xml:space="preserve">Que el mismo Dios de la paz os santifique totalmente, y que todo vuestro espíritu, alma y cuerpo, se mantenga sin reproche hasta la venida de nuestro Señor Jesucristo. </w:t>
+      </w:r>
+      <w:r>
+        <w:rPr>
+          <w:b/>
+          <w:color w:val="22708C"/>
+          <w:vertAlign w:val="superscript"/>
+        </w:rPr>
+        <w:t xml:space="preserve">24</w:t>
+      </w:r>
+      <w:r>
+        <w:rPr/>
+        <w:t xml:space="preserve">El que os llama es fiel, y él lo realizará.</w:t>
+      </w:r>
+    </w:p>
+    <w:p>
+      <w:pPr>
+        <w:pStyle w:val="Lectura"/>
+        <w:pBdr>
+          <w:left w:val="single" w:sz="24" w:space="10" w:color="3490B0"/>
+        </w:pBdr>
+        <w:shd w:val="clear" w:color="auto" w:fill="F7F5EF"/>
+        <w:spacing w:after="200"/>
+      </w:pPr>
+      <w:r>
+        <w:rPr>
+          <w:i/>
+          <w:iCs/>
+          <w:color w:val="5D6B71"/>
+          <w:sz w:val="15"/>
+          <w:szCs w:val="15"/>
+        </w:rPr>
+        <w:t xml:space="preserve">Sagrada Biblia, versión oficial de la Conferencia Episcopal Española</w:t>
+      </w:r>
+    </w:p>
+    <w:p>
+      <w:pPr>
+        <w:pStyle w:val="Lectura"/>
+        <w:keepNext/>
+        <w:pBdr>
+          <w:left w:val="single" w:sz="24" w:space="10" w:color="3490B0"/>
+        </w:pBdr>
+        <w:shd w:val="clear" w:color="auto" w:fill="F7F5EF"/>
+        <w:spacing w:before="120" w:after="60"/>
+      </w:pPr>
+      <w:r>
+        <w:rPr>
+          <w:b/>
+          <w:bCs/>
+          <w:color w:val="22708C"/>
+          <w:spacing w:val="10"/>
+          <w:sz w:val="16"/>
+          <w:szCs w:val="16"/>
+        </w:rPr>
+        <w:t xml:space="preserve">LECTURA  </w:t>
+      </w:r>
+      <w:r>
+        <w:rPr>
+          <w:color w:val="5D6B71"/>
+          <w:sz w:val="18"/>
+          <w:szCs w:val="18"/>
+        </w:rPr>
+        <w:t xml:space="preserve">Evangelio según san Juan  </w:t>
+      </w:r>
+      <w:r>
+        <w:rPr>
+          <w:b/>
+          <w:bCs/>
+          <w:color w:val="22708C"/>
+          <w:sz w:val="18"/>
+          <w:szCs w:val="18"/>
+        </w:rPr>
+        <w:t xml:space="preserve">Jn 1, 6-8.19-28</w:t>
       </w:r>
     </w:p>
     <w:p>
@@ -6855,6 +6947,54 @@
           <w:color w:val="22708C"/>
           <w:vertAlign w:val="superscript"/>
         </w:rPr>
+        <w:t xml:space="preserve">6</w:t>
+      </w:r>
+      <w:r>
+        <w:rPr/>
+        <w:t xml:space="preserve">Surgió un hombre enviado por Dios, que se llamaba Juan: </w:t>
+      </w:r>
+      <w:r>
+        <w:rPr>
+          <w:b/>
+          <w:color w:val="22708C"/>
+          <w:vertAlign w:val="superscript"/>
+        </w:rPr>
+        <w:t xml:space="preserve">7</w:t>
+      </w:r>
+      <w:r>
+        <w:rPr/>
+        <w:t xml:space="preserve">este venía como testigo, para dar testimonio de la luz, para que todos creyeran por medio de él. </w:t>
+      </w:r>
+      <w:r>
+        <w:rPr>
+          <w:b/>
+          <w:color w:val="22708C"/>
+          <w:vertAlign w:val="superscript"/>
+        </w:rPr>
+        <w:t xml:space="preserve">8</w:t>
+      </w:r>
+      <w:r>
+        <w:rPr/>
+        <w:t xml:space="preserve">No era él la luz, sino el que daba testimonio de la luz.</w:t>
+      </w:r>
+    </w:p>
+    <w:p>
+      <w:pPr>
+        <w:pStyle w:val="Lectura"/>
+        <w:keepNext/>
+        <w:keepLines/>
+        <w:pBdr>
+          <w:left w:val="single" w:sz="24" w:space="10" w:color="3490B0"/>
+        </w:pBdr>
+        <w:shd w:val="clear" w:color="auto" w:fill="F7F5EF"/>
+        <w:spacing w:after="80"/>
+      </w:pPr>
+      <w:r>
+        <w:rPr>
+          <w:b/>
+          <w:color w:val="22708C"/>
+          <w:vertAlign w:val="superscript"/>
+        </w:rPr>
         <w:t xml:space="preserve">19</w:t>
       </w:r>
       <w:r>
@@ -7029,7 +7169,7 @@
       <w:pPr>
         <w:pStyle w:val="Cuerpo"/>
       </w:pPr>
-      <w:hyperlink r:id="rIdL28" w:history="1">
+      <w:hyperlink r:id="rIdL29" w:history="1">
         <w:r>
           <w:rPr>
             <w:rStyle w:val="Hipervnculo"/>
@@ -7049,7 +7189,7 @@
         <w:rPr/>
         <w:t xml:space="preserve"> (vídeo con letra; </w:t>
       </w:r>
-      <w:hyperlink r:id="rIdL29" w:history="1">
+      <w:hyperlink r:id="rIdL30" w:history="1">
         <w:r>
           <w:rPr>
             <w:rStyle w:val="Hipervnculo"/>
@@ -7243,15 +7383,6 @@
     </w:p>
     <w:p>
       <w:pPr>
-        <w:pStyle w:val="Cuerpo"/>
-      </w:pPr>
-      <w:r>
-        <w:rPr/>
-        <w:t xml:space="preserve">En procesión, con una frase breve cada uno:</w:t>
-      </w:r>
-    </w:p>
-    <w:p>
-      <w:pPr>
         <w:pStyle w:val="Lista"/>
         <w:numPr>
           <w:ilvl w:val="0"/>
@@ -7299,7 +7430,7 @@
       </w:pPr>
       <w:r>
         <w:rPr/>
-        <w:t xml:space="preserve">El pan y el vino: «Te ofrecemos el pan y el vino, fruto de la tierra y del trabajo, que serán el Cuerpo y la Sangre de Cristo».</w:t>
+        <w:t xml:space="preserve">El pan y el vino: «Te ofrecemos el pan y el vino, fruto de la tierra y del trabajo, que se convertirán en tu Cuerpo y en tu Sangre».</w:t>
       </w:r>
     </w:p>
     <w:p>
@@ -7396,7 +7527,7 @@
       </w:pPr>
       <w:r>
         <w:rPr/>
-        <w:t xml:space="preserve">Se explica antes cómo acercarse: comulgan quienes estén preparados; quien no comulgue puede acercarse con los brazos cruzados para recibir una bendición o quedarse en su sitio rezando. Los profesores organizan la fila y comulgan con los alumnos, para que se viva con respeto e interioridad. Los que no comulgan cantan. Después, dos o tres minutos de silencio guiado: «Jesús está aquí, contigo, ahora. No hace falta decir mucho. Quédate con Él. Dale gracias por algo concreto y pídele por alguien».</w:t>
+        <w:t xml:space="preserve">Se explica antes cómo acercarse: comulgan quienes estén preparados; quien no comulgue se queda en su sitio rezando. Los profesores organizan la fila y comulgan con los alumnos, para que se viva con respeto e interioridad. Los que no comulgan cantan. Después, dos o tres minutos de silencio guiado: «Jesús está aquí, contigo, ahora. No hace falta decir mucho. Quédate con Él. Dale gracias por algo concreto y pídele por alguien».</w:t>
       </w:r>
     </w:p>
     <w:p>
@@ -7420,7 +7551,7 @@
         <w:rPr/>
         <w:t xml:space="preserve">Música de fondo durante el silencio: </w:t>
       </w:r>
-      <w:hyperlink r:id="rIdL30" w:history="1">
+      <w:hyperlink r:id="rIdL31" w:history="1">
         <w:r>
           <w:rPr>
             <w:rStyle w:val="Hipervnculo"/>
@@ -7440,7 +7571,7 @@
         <w:rPr/>
         <w:t xml:space="preserve"> (vídeo con letra; </w:t>
       </w:r>
-      <w:hyperlink r:id="rIdL31" w:history="1">
+      <w:hyperlink r:id="rIdL32" w:history="1">
         <w:r>
           <w:rPr>
             <w:rStyle w:val="Hipervnculo"/>
@@ -7452,7 +7583,7 @@
         <w:rPr/>
         <w:t xml:space="preserve">). Oración final: «Señor, gracias por estar aquí y ahora. Que salgamos de esta misa sin prisa, con los ojos abiertos para verte en los que tenemos al lado y con ganas de responderte «aquí estoy»». Canto de salida: </w:t>
       </w:r>
-      <w:hyperlink r:id="rIdL32" w:history="1">
+      <w:hyperlink r:id="rIdL33" w:history="1">
         <w:r>
           <w:rPr>
             <w:rStyle w:val="Hipervnculo"/>
@@ -7472,7 +7603,7 @@
         <w:rPr/>
         <w:t xml:space="preserve"> (vídeo con letra; </w:t>
       </w:r>
-      <w:hyperlink r:id="rIdL33" w:history="1">
+      <w:hyperlink r:id="rIdL34" w:history="1">
         <w:r>
           <w:rPr>
             <w:rStyle w:val="Hipervnculo"/>

--- a/descargas/eso/word/PRESENTE_eso_completo.docx
+++ b/descargas/eso/word/PRESENTE_eso_completo.docx
@@ -1066,7 +1066,7 @@
       </w:r>
       <w:r>
         <w:rPr/>
-        <w:t xml:space="preserve">dos propuestas; cada clase elige una (la monta un grupo de la clase):</w:t>
+        <w:t xml:space="preserve">cada clase usa uno de los dos modelos (la monta un grupo de la clase) (ver la pestaña «Símbolo»):</w:t>
       </w:r>
     </w:p>
     <w:p>
@@ -1083,7 +1083,7 @@
           <w:bCs/>
           <w:color w:val="22708C"/>
         </w:rPr>
-        <w:t xml:space="preserve">Caja cúbica (propuestas A y B): </w:t>
+        <w:t xml:space="preserve">Modelo A · caja cúbica: </w:t>
       </w:r>
       <w:r>
         <w:rPr/>
@@ -1104,11 +1104,11 @@
           <w:bCs/>
           <w:color w:val="22708C"/>
         </w:rPr>
-        <w:t xml:space="preserve">Caja abatible (propuesta C): </w:t>
-      </w:r>
-      <w:r>
-        <w:rPr/>
-        <w:t xml:space="preserve"> lámina 1: la cruz se deja abierta en plano junto a la corona y cada alumno pone en el centro un círculo con su nombre (lámina 3) diciendo «¡Presente!».</w:t>
+        <w:t xml:space="preserve">Modelo B · caja abatible: </w:t>
+      </w:r>
+      <w:r>
+        <w:rPr/>
+        <w:t xml:space="preserve"> plantillas 1 y 2: la cruz se deja abierta en plano junto a la corona, con la tapa al lado.</w:t>
       </w:r>
     </w:p>
     <w:p>
@@ -2538,7 +2538,7 @@
       </w:r>
       <w:r>
         <w:rPr/>
-        <w:t xml:space="preserve">dos propuestas; cada clase elige una:</w:t>
+        <w:t xml:space="preserve">cada clase usa uno de los dos modelos (ver la pestaña «Símbolo»):</w:t>
       </w:r>
     </w:p>
     <w:p>
@@ -2555,7 +2555,7 @@
           <w:bCs/>
           <w:color w:val="6F7300"/>
         </w:rPr>
-        <w:t xml:space="preserve">Caja cúbica (propuestas A y B): </w:t>
+        <w:t xml:space="preserve">Modelo A · caja cúbica: </w:t>
       </w:r>
       <w:r>
         <w:rPr/>
@@ -2576,11 +2576,11 @@
           <w:bCs/>
           <w:color w:val="6F7300"/>
         </w:rPr>
-        <w:t xml:space="preserve">Caja abatible (propuesta C): </w:t>
-      </w:r>
-      <w:r>
-        <w:rPr/>
-        <w:t xml:space="preserve"> se levantan las cuatro paredes, con las palabras de las semanas hacia dentro, y se encaja la tapa (lámina 2). Los nombres quedan guardados dentro.</w:t>
+        <w:t xml:space="preserve">Modelo B · caja abatible: </w:t>
+      </w:r>
+      <w:r>
+        <w:rPr/>
+        <w:t xml:space="preserve"> se levantan las cuatro paredes, con las palabras de las semanas hacia dentro, y se encaja la tapa.</w:t>
       </w:r>
     </w:p>
     <w:p>
@@ -2654,7 +2654,7 @@
       </w:pPr>
       <w:r>
         <w:rPr/>
-        <w:t xml:space="preserve">«Seguro que alguno ha seguido un pedido estos días: Confirmado. En preparación. En reparto. Esta semana el Adviento está «en preparación»… pero quien tiene que prepararse eres tú». El grupo de esta semana forra la caja con la plantilla 2 y la cierra con su tapa.</w:t>
+        <w:t xml:space="preserve">«Seguro que alguno ha seguido un pedido estos días: Confirmado. En preparación. En reparto. Esta semana el Adviento está «en preparación»… pero quien tiene que prepararse eres tú». El grupo de esta semana cierra la caja: en el Modelo A la forra con la plantilla 2 y le pone la tapa; en el Modelo B levanta las paredes y encaja la tapa.</w:t>
       </w:r>
     </w:p>
     <w:p>
@@ -3533,7 +3533,7 @@
       </w:r>
       <w:r>
         <w:rPr/>
-        <w:t xml:space="preserve">dos propuestas; cada clase elige una:</w:t>
+        <w:t xml:space="preserve">igual en los dos modelos (ver la pestaña «Símbolo»):</w:t>
       </w:r>
     </w:p>
     <w:p>
@@ -3550,32 +3550,11 @@
           <w:bCs/>
           <w:color w:val="C4531A"/>
         </w:rPr>
-        <w:t xml:space="preserve">Caja cúbica (propuestas A y B): </w:t>
-      </w:r>
-      <w:r>
-        <w:rPr/>
-        <w:t xml:space="preserve"> plantilla 3: tiras, lazo y nudo naranjas de papel.</w:t>
-      </w:r>
-    </w:p>
-    <w:p>
-      <w:pPr>
-        <w:pStyle w:val="Lista"/>
-        <w:numPr>
-          <w:ilvl w:val="0"/>
-          <w:numId w:val="1"/>
-        </w:numPr>
-      </w:pPr>
-      <w:r>
-        <w:rPr>
-          <w:b/>
-          <w:bCs/>
-          <w:color w:val="C4531A"/>
-        </w:rPr>
-        <w:t xml:space="preserve">Caja abatible (propuesta C): </w:t>
-      </w:r>
-      <w:r>
-        <w:rPr/>
-        <w:t xml:space="preserve"> se ata en cruz una cinta de raso naranja de verdad (2,5 cm de ancho, un metro por clase) con una lazada.</w:t>
+        <w:t xml:space="preserve">En los dos modelos: </w:t>
+      </w:r>
+      <w:r>
+        <w:rPr/>
+        <w:t xml:space="preserve"> plantilla 3: se coloca de pie, en el centro de la tapa, el símbolo de la campaña como un señalizador. Por detrás dice «Para: ti · De: Dios».</w:t>
       </w:r>
     </w:p>
     <w:p>
@@ -3649,7 +3628,7 @@
       </w:pPr>
       <w:r>
         <w:rPr/>
-        <w:t xml:space="preserve">«Ayer encendimos la vela rosa: domingo Gaudete, el de la alegría. Jesús está cerca». El grupo de esta semana coloca las tiras, el lazo y el nudo cúbico de la plantilla 3.</w:t>
+        <w:t xml:space="preserve">«Ayer encendimos la vela rosa: domingo Gaudete, el de la alegría. Jesús está cerca». El grupo de esta semana coloca sobre la tapa el símbolo de la campaña (plantilla 3): un marcador de ubicación. Para encontrar al Presente a veces necesitamos la ubicación, la ayuda de otros, de Dios.</w:t>
       </w:r>
     </w:p>
     <w:p>
@@ -5036,7 +5015,7 @@
       </w:r>
       <w:r>
         <w:rPr/>
-        <w:t xml:space="preserve">dos propuestas; cada clase elige una:</w:t>
+        <w:t xml:space="preserve">igual en los dos modelos (ver la pestaña «Símbolo»):</w:t>
       </w:r>
     </w:p>
     <w:p>
@@ -5053,32 +5032,11 @@
           <w:bCs/>
           <w:color w:val="9A7400"/>
         </w:rPr>
-        <w:t xml:space="preserve">Caja cúbica (propuestas A y B): </w:t>
-      </w:r>
-      <w:r>
-        <w:rPr/>
-        <w:t xml:space="preserve"> plantilla 4: la tarjeta «Para: ti · De: Dios» se cuelga del lazo.</w:t>
-      </w:r>
-    </w:p>
-    <w:p>
-      <w:pPr>
-        <w:pStyle w:val="Lista"/>
-        <w:numPr>
-          <w:ilvl w:val="0"/>
-          <w:numId w:val="1"/>
-        </w:numPr>
-      </w:pPr>
-      <w:r>
-        <w:rPr>
-          <w:b/>
-          <w:bCs/>
-          <w:color w:val="9A7400"/>
-        </w:rPr>
-        <w:t xml:space="preserve">Caja abatible (propuesta C): </w:t>
-      </w:r>
-      <w:r>
-        <w:rPr/>
-        <w:t xml:space="preserve"> la tarjeta de la lámina 2 se ata al lazo; por detrás, la clase escribe sus compromisos para Navidad.</w:t>
+        <w:t xml:space="preserve">En los dos modelos: </w:t>
+      </w:r>
+      <w:r>
+        <w:rPr/>
+        <w:t xml:space="preserve"> plantilla 4: cada alumno escribe en su tarjeta su nombre («¡Presente!») y, por detrás, su compromiso, y la deja dentro de la caja. Se vuelve a cerrar.</w:t>
       </w:r>
     </w:p>
     <w:p>
@@ -5152,7 +5110,7 @@
       </w:pPr>
       <w:r>
         <w:rPr/>
-        <w:t xml:space="preserve">«Ayer encendimos la cuarta vela». Se cuelga del lazo la tarjeta de la plantilla 4: «Para: ti. De: Dios». «El regalo tiene nombre y apellidos: los tuyos».</w:t>
+        <w:t xml:space="preserve">«Ayer encendimos la cuarta vela». Se gira el símbolo de la caja y se lee lo que pone detrás: «Para: ti. De: Dios». «El regalo tiene nombre y apellidos: los tuyos».</w:t>
       </w:r>
     </w:p>
     <w:p>
@@ -5436,7 +5394,7 @@
       </w:pPr>
       <w:r>
         <w:rPr/>
-        <w:t xml:space="preserve">María podía haber dicho «ya si eso…» o «pídeselo a otra». Dijo: «He aquí la esclava del Señor», es decir, «aquí estoy». Contestar «¡Presente!» al pasar lista es fácil. Contestarlo con la vida, no tanto. Si se usan, cada alumno recibe una tarjeta pequeña de la plantilla 4 y escribe en privado, por detrás: «Aquí estoy para…».</w:t>
+        <w:t xml:space="preserve">María podía haber dicho «ya si eso…» o «pídeselo a otra». Dijo: «He aquí la esclava del Señor», es decir, «aquí estoy». Contestar «¡Presente!» al pasar lista es fácil. Contestarlo con la vida, no tanto. Cada alumno recibe su tarjeta de la plantilla 4: delante escribe su nombre y, por detrás, en privado, «Esta semana estaré presente para…». La dobla, la pega y la deja dentro de la caja.</w:t>
       </w:r>
     </w:p>
     <w:p>
@@ -5697,7 +5655,7 @@
       </w:hyperlink>
       <w:r>
         <w:rPr/>
-        <w:t xml:space="preserve">. Después miramos la caja completa: caja, papel, lazo y tarjeta. En la celebración de Navidad se abrirá.</w:t>
+        <w:t xml:space="preserve">. Después miramos la caja completa: cerrada, con su señal y, dentro, nuestros nombres. En la celebración de Navidad se abrirá.</w:t>
       </w:r>
     </w:p>
     <w:p>
